--- a/src/dackar/RCA/diagrams/april_2/RCA Data Elements.docx
+++ b/src/dackar/RCA/diagrams/april_2/RCA Data Elements.docx
@@ -3063,11 +3063,11 @@
     </w:p>
     <w:p>
       <w:r>
-        <w:t>Priority=(2×RI+FU+TS+IF+</w:t>
+        <w:t>Priority=(2*RI+FU+TS+IF+</w:t>
       </w:r>
       <w:proofErr w:type="gramStart"/>
       <w:r>
-        <w:t>DQ)−</w:t>
+        <w:t>DQ)-</w:t>
       </w:r>
       <w:proofErr w:type="spellStart"/>
       <w:proofErr w:type="gramEnd"/>
@@ -3076,7 +3076,7 @@
       </w:r>
       <w:proofErr w:type="spellEnd"/>
       <w:r>
-        <w:t xml:space="preserve"> = (2×RI + FU + TS + IF + DQ) − </w:t>
+        <w:t xml:space="preserve"> = (2*RI + FU + TS + IF + DQ) - </w:t>
       </w:r>
       <w:proofErr w:type="spellStart"/>
       <w:r>
@@ -3084,11 +3084,11 @@
       </w:r>
       <w:proofErr w:type="spellEnd"/>
       <w:r>
-        <w:t>=(2×RI+FU+TS+IF+</w:t>
+        <w:t>=(2*RI+FU+TS+IF+</w:t>
       </w:r>
       <w:proofErr w:type="gramStart"/>
       <w:r>
-        <w:t>DQ)−</w:t>
+        <w:t>DQ)-</w:t>
       </w:r>
       <w:proofErr w:type="gramEnd"/>
       <w:r>
